--- a/examples/graphics/doc/27-relationship-dendrogram.docx
+++ b/examples/graphics/doc/27-relationship-dendrogram.docx
@@ -309,7 +309,7 @@
               <a:graphicData uri="http://schemas.openxmlformats.org/drawingml/2006/picture">
                 <pic:pic>
                   <pic:nvPicPr>
-                    <pic:cNvPr descr="/home/gpca/daltoolbox/examples/graphics/doc/27-relationship-dendrogram_files/c9b63767b5bb0b4cb3e141370c2d23ebe591cb21.png" id="11" name="Picture"/>
+                    <pic:cNvPr descr="/home/gpca/daltoolbox/examples/graphics/doc/27-relationship-dendrogram_files/d7b108f3f2b8dd6af9265c1fb8bbe3ed803fe95b.png" id="11" name="Picture"/>
                     <pic:cNvPicPr>
                       <a:picLocks noChangeArrowheads="1" noChangeAspect="1"/>
                     </pic:cNvPicPr>

--- a/examples/graphics/doc/27-relationship-dendrogram.docx
+++ b/examples/graphics/doc/27-relationship-dendrogram.docx
@@ -110,6 +110,69 @@
       </w:pPr>
       <w:r>
         <w:rPr>
+          <w:rStyle w:val="FunctionTok"/>
+        </w:rPr>
+        <w:t xml:space="preserve">options</w:t>
+      </w:r>
+      <w:r>
+        <w:rPr>
+          <w:rStyle w:val="NormalTok"/>
+        </w:rPr>
+        <w:t xml:space="preserve">(</w:t>
+      </w:r>
+      <w:r>
+        <w:rPr>
+          <w:rStyle w:val="AttributeTok"/>
+        </w:rPr>
+        <w:t xml:space="preserve">repr.plot.width =</w:t>
+      </w:r>
+      <w:r>
+        <w:rPr>
+          <w:rStyle w:val="NormalTok"/>
+        </w:rPr>
+        <w:t xml:space="preserve"> </w:t>
+      </w:r>
+      <w:r>
+        <w:rPr>
+          <w:rStyle w:val="DecValTok"/>
+        </w:rPr>
+        <w:t xml:space="preserve">9</w:t>
+      </w:r>
+      <w:r>
+        <w:rPr>
+          <w:rStyle w:val="NormalTok"/>
+        </w:rPr>
+        <w:t xml:space="preserve">, </w:t>
+      </w:r>
+      <w:r>
+        <w:rPr>
+          <w:rStyle w:val="AttributeTok"/>
+        </w:rPr>
+        <w:t xml:space="preserve">repr.plot.height =</w:t>
+      </w:r>
+      <w:r>
+        <w:rPr>
+          <w:rStyle w:val="NormalTok"/>
+        </w:rPr>
+        <w:t xml:space="preserve"> </w:t>
+      </w:r>
+      <w:r>
+        <w:rPr>
+          <w:rStyle w:val="FloatTok"/>
+        </w:rPr>
+        <w:t xml:space="preserve">4.5</w:t>
+      </w:r>
+      <w:r>
+        <w:rPr>
+          <w:rStyle w:val="NormalTok"/>
+        </w:rPr>
+        <w:t xml:space="preserve">)</w:t>
+      </w:r>
+      <w:r>
+        <w:br/>
+      </w:r>
+      <w:r>
+        <w:rPr>
           <w:rStyle w:val="NormalTok"/>
         </w:rPr>
         <w:t xml:space="preserve">hc </w:t>
@@ -241,7 +304,13 @@
         <w:rPr>
           <w:rStyle w:val="NormalTok"/>
         </w:rPr>
-        <w:t xml:space="preserve"> </w:t>
+        <w:t xml:space="preserve"> daltoolbox</w:t>
+      </w:r>
+      <w:r>
+        <w:rPr>
+          <w:rStyle w:val="SpecialCharTok"/>
+        </w:rPr>
+        <w:t xml:space="preserve">::</w:t>
       </w:r>
       <w:r>
         <w:rPr>
